--- a/tillsyn/A 15910-2026 tillsynsbegäran.docx
+++ b/tillsyn/A 15910-2026 tillsynsbegäran.docx
@@ -509,7 +509,7 @@
     <w:r>
       <w:tab/>
       <w:tab/>
-      <w:t>2026-06-18</w:t>
+      <w:t>2026-06-19</w:t>
       <w:br/>
       <w:br/>
     </w:r>

--- a/tillsyn/A 15910-2026 tillsynsbegäran.docx
+++ b/tillsyn/A 15910-2026 tillsynsbegäran.docx
@@ -509,7 +509,7 @@
     <w:r>
       <w:tab/>
       <w:tab/>
-      <w:t>2026-06-19</w:t>
+      <w:t>2026-06-20</w:t>
       <w:br/>
       <w:br/>
     </w:r>

--- a/tillsyn/A 15910-2026 tillsynsbegäran.docx
+++ b/tillsyn/A 15910-2026 tillsynsbegäran.docx
@@ -12,10 +12,7 @@
     </w:p>
     <w:p>
       <w:r>
-        <w:t>Detta dokument behandlar höga naturvärden i avverkningsanmälan A 15910-2026 i Bräcke kommun som inkom 2026-03-26 och omfattar 9,8 ha.</w:t>
-      </w:r>
-      <w:r>
-        <w:t xml:space="preserve"> I Figur 1 visas fyndplatser för naturvårdsarter i området, som finns registrerade på Artportalen.</w:t>
+        <w:t>Denna tillsynsbegäran behandlar höga naturvärden i avverkningsanmälan A 15910-2026 i Bräcke kommun som inkom 2026-03-26 och omfattar 9,8 ha.</w:t>
       </w:r>
     </w:p>
     <w:p>
@@ -63,7 +60,20 @@
         <w:spacing w:after="240"/>
       </w:pPr>
       <w:r>
-        <w:t>Figur 1. Fyndplatser för naturvårdsarter inom 24 meter från avverkningsanmälan (röd linje). Inom parentes anges rödlistekategorier, S för signalarter, Tför typiska arter och fridlysningsparagrafer i artskyddsförordningen.Markörer utan svart kant är placerade på fyndplatsen. Markörer med svart kant är placerade vid sidan av fyndplatsen och har ett svart streck som visar fyndplatsens exakta position. Kartans mittpunktskoordinat är N 6967558, E 520110 i SWEREF 99 TM.</w:t>
+        <w:t>Figur 1. Fyndplatser för naturvårdsarter inom 24 meter från avverkningsanmälan. Markörer utan svart kant är placerade på fyndplatsen. Markörer med svart kant är placerade vid sidan av fyndplatsen har ett svart streck som visar fyndplatsens exakta position. Kartans mittpunktskoordinat är N 6967558, E 520110 i SWEREF 99 TM.</w:t>
+      </w:r>
+    </w:p>
+    <w:p>
+      <w:r>
+        <w:t>Inom 24 meter från avverkningsanmälan finns fynd av 4 naturvårdsarter, varav 3 är rödlistade, 4 är typiska (T) och 1 är signalart (S): lunglav (NT, T), skrovellav (NT, T), vårärt (NT, T) och svart trolldruva (S, T). Se Figur 1.</w:t>
+      </w:r>
+    </w:p>
+    <w:p>
+      <w:pPr>
+        <w:pStyle w:val="Heading1"/>
+      </w:pPr>
+      <w:r>
+        <w:t>Tillsynsbegäran</w:t>
       </w:r>
     </w:p>
     <w:p>
@@ -77,26 +87,16 @@
       </w:r>
     </w:p>
     <w:p>
-      <w:r>
-        <w:t>Nedan beskrivs fynd av naturvårdsarter som gjorts i det avverkningsanmälda området. I BILAGA 1 finns artfakta om rödlistade arter.</w:t>
-      </w:r>
-    </w:p>
-    <w:p>
       <w:pPr>
         <w:pStyle w:val="Heading1"/>
       </w:pPr>
       <w:r>
-        <w:t>Naturvårdsarter</w:t>
+        <w:t>Naturvårdsarter och fridlysta arter</w:t>
       </w:r>
     </w:p>
     <w:p>
       <w:r>
-        <w:t>Inom 24 meter från avverkningsanmälan har följande 4 naturvårdsarter hittats: lunglav (NT, T), skrovellav (NT, T), vårärt (NT, T) och svart trolldruva (S, T). Av dessa är 3 rödlistade. För rödlistade arter har rödlistekategorin angivits inom parentes. Arter som är signalarter enligt Skogsstyrelsen har markerats med (S). Typiska arter inom Natura 2000 som är kopplade till skogsekosystem har markerats med (T).</w:t>
-      </w:r>
-    </w:p>
-    <w:p>
-      <w:r>
-        <w:t>De påträffade naturvårdsarterna är ett tydligt kvitto på att det rör sig om en skog med höga naturvärden.</w:t>
+        <w:t>Nedan följer beskrivningar av de naturvårdsarter och fridlysta arter som har sina livsmiljöer och växtplatser i den avverkningsanmälda skogen. Se även ytterligare artfakta i BILAGA 1. De påträffade naturvårdsarterna är ett tydligt kvitto på att det rör sig om en skog med höga naturvärden.</w:t>
       </w:r>
     </w:p>
     <w:p>
@@ -207,6 +207,35 @@
         <w:rPr>
           <w:b/>
         </w:rPr>
+        <w:t>Vårärt (NT)</w:t>
+      </w:r>
+      <w:r>
+        <w:t xml:space="preserve"> är en kalkgynnad mullväxt som är knuten till rik lundartad vegetation och har sin huvudsakliga förekomst i sydliga kalklövskogar, lövängen och hässlen. Den har även viktiga förekomster av reliktkaraktär i örtrika kalkgranskogar på frisk eller något fuktig mark i mellersta Sverige. Vårärt är en extra betydelsefull signalart i boreala och boreonemorala kalkgranskogar, då dessa förekomster nu är starkt fragmenterade och troligen visar på en flertusenårig ekologisk kontinuitet där spridning och etablering kan ha skett under postglaciala värmetiden. Arten tål inte dagens storskaliga skogsbruksmetoder och den kommer in på rödlistan för första gången 2025 till följd av en kraftig minskning (&gt;50%) i Riksskogstaxeringens data. Vårärt är typisk art för </w:t>
+      </w:r>
+      <w:r>
+        <w:rPr>
+          <w:i/>
+        </w:rPr>
+        <w:t xml:space="preserve">9050 Näringsrik granskog, 9020 Nordlig ädellövskog, 9160 Näringsrik ekskog </w:t>
+      </w:r>
+      <w:r>
+        <w:t xml:space="preserve">och </w:t>
+      </w:r>
+      <w:r>
+        <w:rPr>
+          <w:i/>
+        </w:rPr>
+        <w:t>9180 Ädellövskog i branter</w:t>
+      </w:r>
+      <w:r>
+        <w:t xml:space="preserve"> (Nitare &amp; Skogsstyrelsen, 2019; SLU Artdatabanken, 2026).</w:t>
+      </w:r>
+    </w:p>
+    <w:p>
+      <w:r>
+        <w:rPr>
+          <w:b/>
+        </w:rPr>
         <w:t>Svart trolldruva</w:t>
       </w:r>
       <w:r>
@@ -238,35 +267,6 @@
       </w:r>
       <w:r>
         <w:t xml:space="preserve"> (SLU Artdatabanken, 2024; Nitare &amp; Skogsstyrelsen, 2019).</w:t>
-      </w:r>
-    </w:p>
-    <w:p>
-      <w:r>
-        <w:rPr>
-          <w:b/>
-        </w:rPr>
-        <w:t>Vårärt (NT)</w:t>
-      </w:r>
-      <w:r>
-        <w:t xml:space="preserve"> är en kalkgynnad mullväxt som är knuten till rik lundartad vegetation och har sin huvudsakliga förekomst i sydliga kalklövskogar, lövängen och hässlen. Den har även viktiga förekomster av reliktkaraktär i örtrika kalkgranskogar på frisk eller något fuktig mark i mellersta Sverige. Vårärt är en extra betydelsefull signalart i boreala och boreonemorala kalkgranskogar, då dessa förekomster nu är starkt fragmenterade och troligen visar på en flertusenårig ekologisk kontinuitet där spridning och etablering kan ha skett under postglaciala värmetiden. Arten tål inte dagens storskaliga skogsbruksmetoder och den kommer in på rödlistan för första gången 2025 till följd av en kraftig minskning (&gt;50%) i Riksskogstaxeringens data. Vårärt är typisk art för </w:t>
-      </w:r>
-      <w:r>
-        <w:rPr>
-          <w:i/>
-        </w:rPr>
-        <w:t xml:space="preserve">9050 Näringsrik granskog, 9020 Nordlig ädellövskog, 9160 Näringsrik ekskog </w:t>
-      </w:r>
-      <w:r>
-        <w:t xml:space="preserve">och </w:t>
-      </w:r>
-      <w:r>
-        <w:rPr>
-          <w:i/>
-        </w:rPr>
-        <w:t>9180 Ädellövskog i branter</w:t>
-      </w:r>
-      <w:r>
-        <w:t xml:space="preserve"> (Nitare &amp; Skogsstyrelsen, 2019; SLU Artdatabanken, 2026).</w:t>
       </w:r>
     </w:p>
     <w:p>
@@ -509,7 +509,7 @@
     <w:r>
       <w:tab/>
       <w:tab/>
-      <w:t>2026-06-20</w:t>
+      <w:t>2026-06-21</w:t>
       <w:br/>
       <w:br/>
     </w:r>

--- a/tillsyn/A 15910-2026 tillsynsbegäran.docx
+++ b/tillsyn/A 15910-2026 tillsynsbegäran.docx
@@ -509,7 +509,7 @@
     <w:r>
       <w:tab/>
       <w:tab/>
-      <w:t>2026-06-21</w:t>
+      <w:t>2026-06-22</w:t>
       <w:br/>
       <w:br/>
     </w:r>

--- a/tillsyn/A 15910-2026 tillsynsbegäran.docx
+++ b/tillsyn/A 15910-2026 tillsynsbegäran.docx
@@ -509,7 +509,7 @@
     <w:r>
       <w:tab/>
       <w:tab/>
-      <w:t>2026-06-22</w:t>
+      <w:t>2026-06-23</w:t>
       <w:br/>
       <w:br/>
     </w:r>

--- a/tillsyn/A 15910-2026 tillsynsbegäran.docx
+++ b/tillsyn/A 15910-2026 tillsynsbegäran.docx
@@ -509,7 +509,7 @@
     <w:r>
       <w:tab/>
       <w:tab/>
-      <w:t>2026-06-23</w:t>
+      <w:t>2026-06-24</w:t>
       <w:br/>
       <w:br/>
     </w:r>

--- a/tillsyn/A 15910-2026 tillsynsbegäran.docx
+++ b/tillsyn/A 15910-2026 tillsynsbegäran.docx
@@ -509,7 +509,7 @@
     <w:r>
       <w:tab/>
       <w:tab/>
-      <w:t>2026-06-24</w:t>
+      <w:t>2026-06-25</w:t>
       <w:br/>
       <w:br/>
     </w:r>

--- a/tillsyn/A 15910-2026 tillsynsbegäran.docx
+++ b/tillsyn/A 15910-2026 tillsynsbegäran.docx
@@ -509,7 +509,7 @@
     <w:r>
       <w:tab/>
       <w:tab/>
-      <w:t>2026-06-25</w:t>
+      <w:t>2026-06-26</w:t>
       <w:br/>
       <w:br/>
     </w:r>

--- a/tillsyn/A 15910-2026 tillsynsbegäran.docx
+++ b/tillsyn/A 15910-2026 tillsynsbegäran.docx
@@ -509,7 +509,7 @@
     <w:r>
       <w:tab/>
       <w:tab/>
-      <w:t>2026-06-26</w:t>
+      <w:t>2026-06-27</w:t>
       <w:br/>
       <w:br/>
     </w:r>

--- a/tillsyn/A 15910-2026 tillsynsbegäran.docx
+++ b/tillsyn/A 15910-2026 tillsynsbegäran.docx
@@ -509,7 +509,7 @@
     <w:r>
       <w:tab/>
       <w:tab/>
-      <w:t>2026-06-27</w:t>
+      <w:t>2026-06-28</w:t>
       <w:br/>
       <w:br/>
     </w:r>

--- a/tillsyn/A 15910-2026 tillsynsbegäran.docx
+++ b/tillsyn/A 15910-2026 tillsynsbegäran.docx
@@ -509,7 +509,7 @@
     <w:r>
       <w:tab/>
       <w:tab/>
-      <w:t>2026-06-28</w:t>
+      <w:t>2026-06-29</w:t>
       <w:br/>
       <w:br/>
     </w:r>

--- a/tillsyn/A 15910-2026 tillsynsbegäran.docx
+++ b/tillsyn/A 15910-2026 tillsynsbegäran.docx
@@ -509,7 +509,7 @@
     <w:r>
       <w:tab/>
       <w:tab/>
-      <w:t>2026-06-29</w:t>
+      <w:t>2026-06-30</w:t>
       <w:br/>
       <w:br/>
     </w:r>

--- a/tillsyn/A 15910-2026 tillsynsbegäran.docx
+++ b/tillsyn/A 15910-2026 tillsynsbegäran.docx
@@ -509,7 +509,7 @@
     <w:r>
       <w:tab/>
       <w:tab/>
-      <w:t>2026-06-30</w:t>
+      <w:t>2026-07-01</w:t>
       <w:br/>
       <w:br/>
     </w:r>

--- a/tillsyn/A 15910-2026 tillsynsbegäran.docx
+++ b/tillsyn/A 15910-2026 tillsynsbegäran.docx
@@ -509,7 +509,7 @@
     <w:r>
       <w:tab/>
       <w:tab/>
-      <w:t>2026-07-01</w:t>
+      <w:t>2026-07-02</w:t>
       <w:br/>
       <w:br/>
     </w:r>

--- a/tillsyn/A 15910-2026 tillsynsbegäran.docx
+++ b/tillsyn/A 15910-2026 tillsynsbegäran.docx
@@ -509,7 +509,7 @@
     <w:r>
       <w:tab/>
       <w:tab/>
-      <w:t>2026-07-13</w:t>
+      <w:t>2026-07-14</w:t>
       <w:br/>
       <w:br/>
     </w:r>
